--- a/test1.docx
+++ b/test1.docx
@@ -3,116 +3,211 @@
 <w:document xmlns:wpc="http://schemas.microsoft.com/office/word/2010/wordprocessingCanvas" xmlns:cx="http://schemas.microsoft.com/office/drawing/2014/chartex" xmlns:cx1="http://schemas.microsoft.com/office/drawing/2015/9/8/chartex" xmlns:cx2="http://schemas.microsoft.com/office/drawing/2015/10/21/chartex" xmlns:cx3="http://schemas.microsoft.com/office/drawing/2016/5/9/chartex" xmlns:cx4="http://schemas.microsoft.com/office/drawing/2016/5/10/chartex" xmlns:cx5="http://schemas.microsoft.com/office/drawing/2016/5/11/chartex" xmlns:cx6="http://schemas.microsoft.com/office/drawing/2016/5/12/chartex" xmlns:cx7="http://schemas.microsoft.com/office/drawing/2016/5/13/chartex" xmlns:cx8="http://schemas.microsoft.com/office/drawing/2016/5/14/chartex" xmlns:mc="http://schemas.openxmlformats.org/markup-compatibility/2006" xmlns:aink="http://schemas.microsoft.com/office/drawing/2016/ink" xmlns:am3d="http://schemas.microsoft.com/office/drawing/2017/model3d" xmlns:o="urn:schemas-microsoft-com:office:office" xmlns:oel="http://schemas.microsoft.com/office/2019/extlst" xmlns:r="http://schemas.openxmlformats.org/officeDocument/2006/relationships" xmlns:m="http://schemas.openxmlformats.org/officeDocument/2006/math" xmlns:v="urn:schemas-microsoft-com:vml" xmlns:wp14="http://schemas.microsoft.com/office/word/2010/wordprocessingDrawing" xmlns:wp="http://schemas.openxmlformats.org/drawingml/2006/wordprocessingDrawing" xmlns:w10="urn:schemas-microsoft-com:office:word" xmlns:w="http://schemas.openxmlformats.org/wordprocessingml/2006/main" xmlns:w14="http://schemas.microsoft.com/office/word/2010/wordml" xmlns:w15="http://schemas.microsoft.com/office/word/2012/wordml" xmlns:w16cex="http://schemas.microsoft.com/office/word/2018/wordml/cex" xmlns:w16cid="http://schemas.microsoft.com/office/word/2016/wordml/cid" xmlns:w16="http://schemas.microsoft.com/office/word/2018/wordml" xmlns:w16sdtdh="http://schemas.microsoft.com/office/word/2020/wordml/sdtdatahash" xmlns:w16se="http://schemas.microsoft.com/office/word/2015/wordml/symex" xmlns:wpg="http://schemas.microsoft.com/office/word/2010/wordprocessingGroup" xmlns:wpi="http://schemas.microsoft.com/office/word/2010/wordprocessingInk" xmlns:wne="http://schemas.microsoft.com/office/word/2006/wordml" xmlns:wps="http://schemas.microsoft.com/office/word/2010/wordprocessingShape" mc:Ignorable="w14 w15 w16se w16cid w16 w16cex w16sdtdh wp14">
   <w:body>
     <w:p>
+      <w:pPr>
+        <w:rPr>
+          <w:rFonts w:ascii="ScriptS" w:hAnsi="ScriptS" w:cs="ScriptS"/>
+        </w:rPr>
+      </w:pPr>
       <w:r>
-        <w:t>1. Какая звезда альфа Волопаса</w:t>
-      </w:r>
-      <w:r>
-        <w:t>?</w:t>
+        <w:rPr>
+          <w:rFonts w:ascii="ScriptS" w:hAnsi="ScriptS" w:cs="ScriptS"/>
+        </w:rPr>
+        <w:t>1. Какая звезда альфа Волопаса?</w:t>
       </w:r>
     </w:p>
     <w:p>
+      <w:pPr>
+        <w:rPr>
+          <w:rFonts w:ascii="ScriptS" w:hAnsi="ScriptS" w:cs="ScriptS"/>
+        </w:rPr>
+      </w:pPr>
       <w:r>
+        <w:rPr>
+          <w:rFonts w:ascii="ScriptS" w:hAnsi="ScriptS" w:cs="ScriptS"/>
+        </w:rPr>
         <w:t>а) Сириус</w:t>
       </w:r>
     </w:p>
     <w:p>
+      <w:pPr>
+        <w:rPr>
+          <w:rFonts w:ascii="ScriptS" w:hAnsi="ScriptS" w:cs="ScriptS"/>
+        </w:rPr>
+      </w:pPr>
       <w:r>
+        <w:rPr>
+          <w:rFonts w:ascii="ScriptS" w:hAnsi="ScriptS" w:cs="ScriptS"/>
+        </w:rPr>
         <w:t>б/ Арктур</w:t>
       </w:r>
     </w:p>
     <w:p>
+      <w:pPr>
+        <w:rPr>
+          <w:rFonts w:ascii="ScriptS" w:hAnsi="ScriptS" w:cs="ScriptS"/>
+        </w:rPr>
+      </w:pPr>
       <w:r>
+        <w:rPr>
+          <w:rFonts w:ascii="ScriptS" w:hAnsi="ScriptS" w:cs="ScriptS"/>
+        </w:rPr>
         <w:t>в) Капелла</w:t>
       </w:r>
     </w:p>
     <w:p>
+      <w:pPr>
+        <w:rPr>
+          <w:rFonts w:ascii="ScriptS" w:hAnsi="ScriptS" w:cs="ScriptS"/>
+          <w:lang w:val="en-US"/>
+        </w:rPr>
+      </w:pPr>
       <w:r>
+        <w:rPr>
+          <w:rFonts w:ascii="ScriptS" w:hAnsi="ScriptS" w:cs="ScriptS"/>
+        </w:rPr>
         <w:t>г) Фомальгаут</w:t>
       </w:r>
     </w:p>
     <w:p>
+      <w:pPr>
+        <w:rPr>
+          <w:rFonts w:ascii="ScriptS" w:hAnsi="ScriptS" w:cs="ScriptS"/>
+        </w:rPr>
+      </w:pPr>
       <w:r>
-        <w:t>2</w:t>
-      </w:r>
-      <w:r>
-        <w:t xml:space="preserve">. Какая звезда альфа </w:t>
-      </w:r>
-      <w:r>
-        <w:t>Южной рыбы</w:t>
-      </w:r>
-      <w:r>
-        <w:t>?</w:t>
+        <w:rPr>
+          <w:rFonts w:ascii="ScriptS" w:hAnsi="ScriptS" w:cs="ScriptS"/>
+        </w:rPr>
+        <w:t>д) Спика</w:t>
       </w:r>
     </w:p>
     <w:p>
+      <w:pPr>
+        <w:rPr>
+          <w:rFonts w:ascii="ScriptS" w:hAnsi="ScriptS" w:cs="ScriptS"/>
+        </w:rPr>
+      </w:pPr>
       <w:r>
+        <w:rPr>
+          <w:rFonts w:ascii="ScriptS" w:hAnsi="ScriptS" w:cs="ScriptS"/>
+        </w:rPr>
+        <w:t>2. Какая звезда альфа Южной рыбы?</w:t>
+      </w:r>
+    </w:p>
+    <w:p>
+      <w:pPr>
+        <w:rPr>
+          <w:rFonts w:ascii="ScriptS" w:hAnsi="ScriptS" w:cs="ScriptS"/>
+        </w:rPr>
+      </w:pPr>
+      <w:r>
+        <w:rPr>
+          <w:rFonts w:ascii="ScriptS" w:hAnsi="ScriptS" w:cs="ScriptS"/>
+        </w:rPr>
         <w:t>а) Сириус</w:t>
       </w:r>
     </w:p>
     <w:p>
+      <w:pPr>
+        <w:rPr>
+          <w:rFonts w:ascii="ScriptS" w:hAnsi="ScriptS" w:cs="ScriptS"/>
+        </w:rPr>
+      </w:pPr>
       <w:r>
-        <w:t>б</w:t>
-      </w:r>
-      <w:r>
-        <w:t>)</w:t>
-      </w:r>
-      <w:r>
-        <w:t xml:space="preserve"> Арктур</w:t>
+        <w:rPr>
+          <w:rFonts w:ascii="ScriptS" w:hAnsi="ScriptS" w:cs="ScriptS"/>
+        </w:rPr>
+        <w:t>б) Арктур</w:t>
       </w:r>
     </w:p>
     <w:p>
+      <w:pPr>
+        <w:rPr>
+          <w:rFonts w:ascii="ScriptS" w:hAnsi="ScriptS" w:cs="ScriptS"/>
+        </w:rPr>
+      </w:pPr>
       <w:r>
+        <w:rPr>
+          <w:rFonts w:ascii="ScriptS" w:hAnsi="ScriptS" w:cs="ScriptS"/>
+        </w:rPr>
         <w:t>в) Капелла</w:t>
       </w:r>
     </w:p>
     <w:p>
+      <w:pPr>
+        <w:rPr>
+          <w:rFonts w:ascii="ScriptS" w:hAnsi="ScriptS" w:cs="ScriptS"/>
+        </w:rPr>
+      </w:pPr>
       <w:r>
-        <w:t>г</w:t>
-      </w:r>
-      <w:r>
-        <w:t>/</w:t>
-      </w:r>
-      <w:r>
-        <w:t xml:space="preserve"> Фомальгаут</w:t>
+        <w:rPr>
+          <w:rFonts w:ascii="ScriptS" w:hAnsi="ScriptS" w:cs="ScriptS"/>
+        </w:rPr>
+        <w:t>г/ Фомальгаут</w:t>
       </w:r>
     </w:p>
     <w:p>
+      <w:pPr>
+        <w:rPr>
+          <w:rFonts w:ascii="ScriptS" w:hAnsi="ScriptS" w:cs="ScriptS"/>
+        </w:rPr>
+      </w:pPr>
       <w:r>
-        <w:t>3</w:t>
-      </w:r>
-      <w:r>
-        <w:t xml:space="preserve">. Какая звезда альфа </w:t>
-      </w:r>
-      <w:r>
-        <w:t>Больших псов</w:t>
-      </w:r>
-      <w:r>
-        <w:t>?</w:t>
+        <w:rPr>
+          <w:rFonts w:ascii="ScriptS" w:hAnsi="ScriptS" w:cs="ScriptS"/>
+        </w:rPr>
+        <w:t>3. Какая звезда альфа Больших псов?</w:t>
       </w:r>
     </w:p>
     <w:p>
+      <w:pPr>
+        <w:rPr>
+          <w:rFonts w:ascii="ScriptS" w:hAnsi="ScriptS" w:cs="ScriptS"/>
+        </w:rPr>
+      </w:pPr>
       <w:r>
-        <w:t>а/</w:t>
-      </w:r>
-      <w:r>
-        <w:t xml:space="preserve"> Сириус</w:t>
+        <w:rPr>
+          <w:rFonts w:ascii="ScriptS" w:hAnsi="ScriptS" w:cs="ScriptS"/>
+        </w:rPr>
+        <w:t>а/ Сириус</w:t>
       </w:r>
     </w:p>
     <w:p>
+      <w:pPr>
+        <w:rPr>
+          <w:rFonts w:ascii="ScriptS" w:hAnsi="ScriptS" w:cs="ScriptS"/>
+        </w:rPr>
+      </w:pPr>
       <w:r>
-        <w:t>б)</w:t>
-      </w:r>
-      <w:r>
-        <w:t xml:space="preserve"> Арктур</w:t>
+        <w:rPr>
+          <w:rFonts w:ascii="ScriptS" w:hAnsi="ScriptS" w:cs="ScriptS"/>
+        </w:rPr>
+        <w:t>б) Арктур</w:t>
       </w:r>
     </w:p>
     <w:p>
+      <w:pPr>
+        <w:rPr>
+          <w:rFonts w:ascii="ScriptS" w:hAnsi="ScriptS" w:cs="ScriptS"/>
+        </w:rPr>
+      </w:pPr>
       <w:r>
+        <w:rPr>
+          <w:rFonts w:ascii="ScriptS" w:hAnsi="ScriptS" w:cs="ScriptS"/>
+        </w:rPr>
         <w:t>в) Капелла</w:t>
       </w:r>
     </w:p>
     <w:p>
+      <w:pPr>
+        <w:rPr>
+          <w:rFonts w:ascii="ScriptS" w:hAnsi="ScriptS" w:cs="ScriptS"/>
+        </w:rPr>
+      </w:pPr>
       <w:r>
+        <w:rPr>
+          <w:rFonts w:ascii="ScriptS" w:hAnsi="ScriptS" w:cs="ScriptS"/>
+        </w:rPr>
         <w:t>г) Фомальгаут</w:t>
       </w:r>
     </w:p>

--- a/test1.docx
+++ b/test1.docx
@@ -58,6 +58,149 @@
       <w:pPr>
         <w:rPr>
           <w:rFonts w:ascii="ScriptS" w:hAnsi="ScriptS" w:cs="ScriptS"/>
+        </w:rPr>
+      </w:pPr>
+      <w:r>
+        <w:rPr>
+          <w:rFonts w:ascii="ScriptS" w:hAnsi="ScriptS" w:cs="ScriptS"/>
+        </w:rPr>
+        <w:t>г) Фомальгаут</w:t>
+      </w:r>
+    </w:p>
+    <w:p>
+      <w:pPr>
+        <w:rPr>
+          <w:rFonts w:ascii="ScriptS" w:hAnsi="ScriptS" w:cs="ScriptS"/>
+        </w:rPr>
+      </w:pPr>
+      <w:r>
+        <w:rPr>
+          <w:rFonts w:ascii="ScriptS" w:hAnsi="ScriptS" w:cs="ScriptS"/>
+        </w:rPr>
+        <w:t>д) Спика</w:t>
+      </w:r>
+    </w:p>
+    <w:p>
+      <w:pPr>
+        <w:rPr>
+          <w:rFonts w:ascii="ScriptS" w:hAnsi="ScriptS" w:cs="ScriptS"/>
+        </w:rPr>
+      </w:pPr>
+      <w:r>
+        <w:rPr>
+          <w:rFonts w:ascii="ScriptS" w:hAnsi="ScriptS" w:cs="ScriptS"/>
+        </w:rPr>
+        <w:t>2. Какая звезда альфа Южной рыбы?</w:t>
+      </w:r>
+    </w:p>
+    <w:p>
+      <w:pPr>
+        <w:rPr>
+          <w:rFonts w:ascii="ScriptS" w:hAnsi="ScriptS" w:cs="ScriptS"/>
+        </w:rPr>
+      </w:pPr>
+      <w:r>
+        <w:rPr>
+          <w:rFonts w:ascii="ScriptS" w:hAnsi="ScriptS" w:cs="ScriptS"/>
+        </w:rPr>
+        <w:t>а) Сириус</w:t>
+      </w:r>
+    </w:p>
+    <w:p>
+      <w:pPr>
+        <w:rPr>
+          <w:rFonts w:ascii="ScriptS" w:hAnsi="ScriptS" w:cs="ScriptS"/>
+        </w:rPr>
+      </w:pPr>
+      <w:r>
+        <w:rPr>
+          <w:rFonts w:ascii="ScriptS" w:hAnsi="ScriptS" w:cs="ScriptS"/>
+        </w:rPr>
+        <w:t>б) Арктур</w:t>
+      </w:r>
+    </w:p>
+    <w:p>
+      <w:pPr>
+        <w:rPr>
+          <w:rFonts w:ascii="ScriptS" w:hAnsi="ScriptS" w:cs="ScriptS"/>
+        </w:rPr>
+      </w:pPr>
+      <w:r>
+        <w:rPr>
+          <w:rFonts w:ascii="ScriptS" w:hAnsi="ScriptS" w:cs="ScriptS"/>
+        </w:rPr>
+        <w:t>в) Капелла</w:t>
+      </w:r>
+    </w:p>
+    <w:p>
+      <w:pPr>
+        <w:rPr>
+          <w:rFonts w:ascii="ScriptS" w:hAnsi="ScriptS" w:cs="ScriptS"/>
+        </w:rPr>
+      </w:pPr>
+      <w:r>
+        <w:rPr>
+          <w:rFonts w:ascii="ScriptS" w:hAnsi="ScriptS" w:cs="ScriptS"/>
+        </w:rPr>
+        <w:t>г/ Фомальгаут</w:t>
+      </w:r>
+    </w:p>
+    <w:p>
+      <w:pPr>
+        <w:rPr>
+          <w:rFonts w:ascii="ScriptS" w:hAnsi="ScriptS" w:cs="ScriptS"/>
+        </w:rPr>
+      </w:pPr>
+      <w:r>
+        <w:rPr>
+          <w:rFonts w:ascii="ScriptS" w:hAnsi="ScriptS" w:cs="ScriptS"/>
+        </w:rPr>
+        <w:t>3. Какая звезда альфа Больших псов?</w:t>
+      </w:r>
+    </w:p>
+    <w:p>
+      <w:pPr>
+        <w:rPr>
+          <w:rFonts w:ascii="ScriptS" w:hAnsi="ScriptS" w:cs="ScriptS"/>
+        </w:rPr>
+      </w:pPr>
+      <w:r>
+        <w:rPr>
+          <w:rFonts w:ascii="ScriptS" w:hAnsi="ScriptS" w:cs="ScriptS"/>
+        </w:rPr>
+        <w:t>а/ Сириус</w:t>
+      </w:r>
+    </w:p>
+    <w:p>
+      <w:pPr>
+        <w:rPr>
+          <w:rFonts w:ascii="ScriptS" w:hAnsi="ScriptS" w:cs="ScriptS"/>
+        </w:rPr>
+      </w:pPr>
+      <w:r>
+        <w:rPr>
+          <w:rFonts w:ascii="ScriptS" w:hAnsi="ScriptS" w:cs="ScriptS"/>
+        </w:rPr>
+        <w:t>б) Арктур</w:t>
+      </w:r>
+    </w:p>
+    <w:p>
+      <w:pPr>
+        <w:rPr>
+          <w:rFonts w:ascii="ScriptS" w:hAnsi="ScriptS" w:cs="ScriptS"/>
+        </w:rPr>
+      </w:pPr>
+      <w:r>
+        <w:rPr>
+          <w:rFonts w:ascii="ScriptS" w:hAnsi="ScriptS" w:cs="ScriptS"/>
+        </w:rPr>
+        <w:t>в) Капелла</w:t>
+      </w:r>
+    </w:p>
+    <w:p>
+      <w:pPr>
+        <w:rPr>
+          <w:rFonts w:ascii="ScriptS" w:hAnsi="ScriptS" w:cs="ScriptS"/>
           <w:lang w:val="en-US"/>
         </w:rPr>
       </w:pPr>
@@ -78,137 +221,233 @@
         <w:rPr>
           <w:rFonts w:ascii="ScriptS" w:hAnsi="ScriptS" w:cs="ScriptS"/>
         </w:rPr>
-        <w:t>д) Спика</w:t>
-      </w:r>
-    </w:p>
-    <w:p>
-      <w:pPr>
-        <w:rPr>
-          <w:rFonts w:ascii="ScriptS" w:hAnsi="ScriptS" w:cs="ScriptS"/>
-        </w:rPr>
-      </w:pPr>
-      <w:r>
-        <w:rPr>
-          <w:rFonts w:ascii="ScriptS" w:hAnsi="ScriptS" w:cs="ScriptS"/>
-        </w:rPr>
-        <w:t>2. Какая звезда альфа Южной рыбы?</w:t>
-      </w:r>
-    </w:p>
-    <w:p>
-      <w:pPr>
-        <w:rPr>
-          <w:rFonts w:ascii="ScriptS" w:hAnsi="ScriptS" w:cs="ScriptS"/>
-        </w:rPr>
-      </w:pPr>
-      <w:r>
-        <w:rPr>
-          <w:rFonts w:ascii="ScriptS" w:hAnsi="ScriptS" w:cs="ScriptS"/>
-        </w:rPr>
-        <w:t>а) Сириус</w:t>
-      </w:r>
-    </w:p>
-    <w:p>
-      <w:pPr>
-        <w:rPr>
-          <w:rFonts w:ascii="ScriptS" w:hAnsi="ScriptS" w:cs="ScriptS"/>
-        </w:rPr>
-      </w:pPr>
-      <w:r>
-        <w:rPr>
-          <w:rFonts w:ascii="ScriptS" w:hAnsi="ScriptS" w:cs="ScriptS"/>
-        </w:rPr>
-        <w:t>б) Арктур</w:t>
-      </w:r>
-    </w:p>
-    <w:p>
-      <w:pPr>
-        <w:rPr>
-          <w:rFonts w:ascii="ScriptS" w:hAnsi="ScriptS" w:cs="ScriptS"/>
-        </w:rPr>
-      </w:pPr>
-      <w:r>
-        <w:rPr>
-          <w:rFonts w:ascii="ScriptS" w:hAnsi="ScriptS" w:cs="ScriptS"/>
-        </w:rPr>
-        <w:t>в) Капелла</w:t>
-      </w:r>
-    </w:p>
-    <w:p>
-      <w:pPr>
-        <w:rPr>
-          <w:rFonts w:ascii="ScriptS" w:hAnsi="ScriptS" w:cs="ScriptS"/>
-        </w:rPr>
-      </w:pPr>
-      <w:r>
-        <w:rPr>
-          <w:rFonts w:ascii="ScriptS" w:hAnsi="ScriptS" w:cs="ScriptS"/>
-        </w:rPr>
-        <w:t>г/ Фомальгаут</w:t>
-      </w:r>
-    </w:p>
-    <w:p>
-      <w:pPr>
-        <w:rPr>
-          <w:rFonts w:ascii="ScriptS" w:hAnsi="ScriptS" w:cs="ScriptS"/>
-        </w:rPr>
-      </w:pPr>
-      <w:r>
-        <w:rPr>
-          <w:rFonts w:ascii="ScriptS" w:hAnsi="ScriptS" w:cs="ScriptS"/>
-        </w:rPr>
-        <w:t>3. Какая звезда альфа Больших псов?</w:t>
-      </w:r>
-    </w:p>
-    <w:p>
-      <w:pPr>
-        <w:rPr>
-          <w:rFonts w:ascii="ScriptS" w:hAnsi="ScriptS" w:cs="ScriptS"/>
-        </w:rPr>
-      </w:pPr>
-      <w:r>
-        <w:rPr>
-          <w:rFonts w:ascii="ScriptS" w:hAnsi="ScriptS" w:cs="ScriptS"/>
-        </w:rPr>
-        <w:t>а/ Сириус</w:t>
-      </w:r>
-    </w:p>
-    <w:p>
-      <w:pPr>
-        <w:rPr>
-          <w:rFonts w:ascii="ScriptS" w:hAnsi="ScriptS" w:cs="ScriptS"/>
-        </w:rPr>
-      </w:pPr>
-      <w:r>
-        <w:rPr>
-          <w:rFonts w:ascii="ScriptS" w:hAnsi="ScriptS" w:cs="ScriptS"/>
-        </w:rPr>
-        <w:t>б) Арктур</w:t>
-      </w:r>
-    </w:p>
-    <w:p>
-      <w:pPr>
-        <w:rPr>
-          <w:rFonts w:ascii="ScriptS" w:hAnsi="ScriptS" w:cs="ScriptS"/>
-        </w:rPr>
-      </w:pPr>
-      <w:r>
-        <w:rPr>
-          <w:rFonts w:ascii="ScriptS" w:hAnsi="ScriptS" w:cs="ScriptS"/>
-        </w:rPr>
-        <w:t>в) Капелла</w:t>
-      </w:r>
-    </w:p>
-    <w:p>
-      <w:pPr>
-        <w:rPr>
-          <w:rFonts w:ascii="ScriptS" w:hAnsi="ScriptS" w:cs="ScriptS"/>
-        </w:rPr>
-      </w:pPr>
-      <w:r>
-        <w:rPr>
-          <w:rFonts w:ascii="ScriptS" w:hAnsi="ScriptS" w:cs="ScriptS"/>
-        </w:rPr>
-        <w:t>г) Фомальгаут</w:t>
+        <w:t xml:space="preserve">4. </w:t>
+      </w:r>
+      <w:r>
+        <w:rPr>
+          <w:rFonts w:ascii="ScriptS" w:hAnsi="ScriptS" w:cs="ScriptS"/>
+        </w:rPr>
+        <w:t>В каком созвездии находится сверхскопление галактик</w:t>
+      </w:r>
+      <w:r>
+        <w:rPr>
+          <w:rFonts w:ascii="ScriptS" w:hAnsi="ScriptS" w:cs="ScriptS"/>
+        </w:rPr>
+        <w:t>?</w:t>
+      </w:r>
+    </w:p>
+    <w:p>
+      <w:pPr>
+        <w:rPr>
+          <w:rFonts w:ascii="ScriptS" w:hAnsi="ScriptS" w:cs="ScriptS"/>
+        </w:rPr>
+      </w:pPr>
+      <w:r>
+        <w:rPr>
+          <w:rFonts w:ascii="ScriptS" w:hAnsi="ScriptS" w:cs="ScriptS"/>
+          <w:lang w:val="en-US"/>
+        </w:rPr>
+        <w:t>a</w:t>
+      </w:r>
+      <w:r>
+        <w:rPr>
+          <w:rFonts w:ascii="ScriptS" w:hAnsi="ScriptS" w:cs="ScriptS"/>
+        </w:rPr>
+        <w:t xml:space="preserve">) </w:t>
+      </w:r>
+      <w:r>
+        <w:rPr>
+          <w:rFonts w:ascii="ScriptS" w:hAnsi="ScriptS" w:cs="ScriptS"/>
+        </w:rPr>
+        <w:t>Волопас</w:t>
+      </w:r>
+    </w:p>
+    <w:p>
+      <w:pPr>
+        <w:rPr>
+          <w:rFonts w:ascii="ScriptS" w:hAnsi="ScriptS" w:cs="ScriptS"/>
+        </w:rPr>
+      </w:pPr>
+      <w:r>
+        <w:rPr>
+          <w:rFonts w:ascii="ScriptS" w:hAnsi="ScriptS" w:cs="ScriptS"/>
+          <w:lang w:val="en-US"/>
+        </w:rPr>
+        <w:t>b</w:t>
+      </w:r>
+      <w:r>
+        <w:rPr>
+          <w:rFonts w:ascii="ScriptS" w:hAnsi="ScriptS" w:cs="ScriptS"/>
+        </w:rPr>
+        <w:t>)</w:t>
+      </w:r>
+      <w:r>
+        <w:rPr>
+          <w:rFonts w:ascii="ScriptS" w:hAnsi="ScriptS" w:cs="ScriptS"/>
+        </w:rPr>
+        <w:t xml:space="preserve"> Эридан</w:t>
+      </w:r>
+    </w:p>
+    <w:p>
+      <w:pPr>
+        <w:rPr>
+          <w:rFonts w:ascii="ScriptS" w:hAnsi="ScriptS" w:cs="ScriptS"/>
+        </w:rPr>
+      </w:pPr>
+      <w:r>
+        <w:rPr>
+          <w:rFonts w:ascii="ScriptS" w:hAnsi="ScriptS" w:cs="ScriptS"/>
+          <w:lang w:val="en-US"/>
+        </w:rPr>
+        <w:t>c</w:t>
+      </w:r>
+      <w:r>
+        <w:rPr>
+          <w:rFonts w:ascii="ScriptS" w:hAnsi="ScriptS" w:cs="ScriptS"/>
+        </w:rPr>
+        <w:t>/</w:t>
+      </w:r>
+      <w:r>
+        <w:rPr>
+          <w:rFonts w:ascii="ScriptS" w:hAnsi="ScriptS" w:cs="ScriptS"/>
+        </w:rPr>
+        <w:t xml:space="preserve"> Дева</w:t>
+      </w:r>
+    </w:p>
+    <w:p>
+      <w:pPr>
+        <w:rPr>
+          <w:rFonts w:ascii="ScriptS" w:hAnsi="ScriptS" w:cs="ScriptS"/>
+        </w:rPr>
+      </w:pPr>
+      <w:r>
+        <w:rPr>
+          <w:rFonts w:ascii="ScriptS" w:hAnsi="ScriptS" w:cs="ScriptS"/>
+          <w:lang w:val="en-US"/>
+        </w:rPr>
+        <w:t>d</w:t>
+      </w:r>
+      <w:r>
+        <w:rPr>
+          <w:rFonts w:ascii="ScriptS" w:hAnsi="ScriptS" w:cs="ScriptS"/>
+        </w:rPr>
+        <w:t>)</w:t>
+      </w:r>
+      <w:r>
+        <w:rPr>
+          <w:rFonts w:ascii="ScriptS" w:hAnsi="ScriptS" w:cs="ScriptS"/>
+        </w:rPr>
+        <w:t xml:space="preserve"> Большая медведица</w:t>
+      </w:r>
+    </w:p>
+    <w:p>
+      <w:pPr>
+        <w:rPr>
+          <w:rFonts w:ascii="ScriptS" w:hAnsi="ScriptS" w:cs="ScriptS"/>
+        </w:rPr>
+      </w:pPr>
+      <w:r>
+        <w:rPr>
+          <w:rFonts w:ascii="ScriptS" w:hAnsi="ScriptS" w:cs="ScriptS"/>
+        </w:rPr>
+        <w:t>5</w:t>
+      </w:r>
+      <w:r>
+        <w:rPr>
+          <w:rFonts w:ascii="ScriptS" w:hAnsi="ScriptS" w:cs="ScriptS"/>
+        </w:rPr>
+        <w:t>.</w:t>
+      </w:r>
+      <w:r>
+        <w:rPr>
+          <w:rFonts w:ascii="ScriptS" w:hAnsi="ScriptS" w:cs="ScriptS"/>
+        </w:rPr>
+        <w:t xml:space="preserve"> Какой объект находится в каталоге Мессье под номером 45</w:t>
+      </w:r>
+      <w:r>
+        <w:rPr>
+          <w:rFonts w:ascii="ScriptS" w:hAnsi="ScriptS" w:cs="ScriptS"/>
+        </w:rPr>
+        <w:t>?</w:t>
+      </w:r>
+    </w:p>
+    <w:p>
+      <w:pPr>
+        <w:rPr>
+          <w:rFonts w:ascii="ScriptS" w:hAnsi="ScriptS" w:cs="ScriptS"/>
+        </w:rPr>
+      </w:pPr>
+      <w:r>
+        <w:rPr>
+          <w:rFonts w:ascii="ScriptS" w:hAnsi="ScriptS" w:cs="ScriptS"/>
+        </w:rPr>
+        <w:t>а/ Плеяды</w:t>
+      </w:r>
+    </w:p>
+    <w:p>
+      <w:pPr>
+        <w:rPr>
+          <w:rFonts w:ascii="ScriptS" w:hAnsi="ScriptS" w:cs="ScriptS"/>
+        </w:rPr>
+      </w:pPr>
+      <w:r>
+        <w:rPr>
+          <w:rFonts w:ascii="ScriptS" w:hAnsi="ScriptS" w:cs="ScriptS"/>
+        </w:rPr>
+        <w:t>б) Крабовидная туманность</w:t>
+      </w:r>
+    </w:p>
+    <w:p>
+      <w:pPr>
+        <w:rPr>
+          <w:rFonts w:ascii="ScriptS" w:hAnsi="ScriptS" w:cs="ScriptS"/>
+        </w:rPr>
+      </w:pPr>
+      <w:r>
+        <w:rPr>
+          <w:rFonts w:ascii="ScriptS" w:hAnsi="ScriptS" w:cs="ScriptS"/>
+        </w:rPr>
+        <w:lastRenderedPageBreak/>
+        <w:t>в) Туманность Ориона</w:t>
+      </w:r>
+    </w:p>
+    <w:p>
+      <w:pPr>
+        <w:rPr>
+          <w:rFonts w:ascii="ScriptS" w:hAnsi="ScriptS" w:cs="ScriptS"/>
+        </w:rPr>
+      </w:pPr>
+      <w:r>
+        <w:rPr>
+          <w:rFonts w:ascii="ScriptS" w:hAnsi="ScriptS" w:cs="ScriptS"/>
+        </w:rPr>
+        <w:t>г) Гиады</w:t>
+      </w:r>
+    </w:p>
+    <w:p>
+      <w:pPr>
+        <w:rPr>
+          <w:rFonts w:ascii="ScriptS" w:hAnsi="ScriptS" w:cs="ScriptS"/>
+        </w:rPr>
+      </w:pPr>
+      <w:r>
+        <w:rPr>
+          <w:rFonts w:ascii="ScriptS" w:hAnsi="ScriptS" w:cs="ScriptS"/>
+        </w:rPr>
+        <w:t>д) Туманность Андромеды</w:t>
+      </w:r>
+    </w:p>
+    <w:p>
+      <w:pPr>
+        <w:rPr>
+          <w:rFonts w:ascii="ScriptS" w:hAnsi="ScriptS" w:cs="ScriptS"/>
+        </w:rPr>
+      </w:pPr>
+      <w:r>
+        <w:rPr>
+          <w:rFonts w:ascii="ScriptS" w:hAnsi="ScriptS" w:cs="ScriptS"/>
+        </w:rPr>
+        <w:t>е) Туманность Кошачий глаз</w:t>
       </w:r>
     </w:p>
     <w:p>
